--- a/testakten/rentenrecht-versorgungswerk-befreiung-angestellt-freiburg/15_organigramm_und_planfreigabe.docx
+++ b/testakten/rentenrecht-versorgungswerk-befreiung-angestellt-freiburg/15_organigramm_und_planfreigabe.docx
@@ -159,14 +159,6 @@
       </w:pPr>
       <w:r>
         <w:t>Die für den Bereich hinterlegten Stellenbeschreibungen stammen aus der Stellenkalkulation 2021 und werden derzeit überarbeitet. Sie bilden die tatsächliche Aufgabenverteilung in den Projektleitungen des Bereichs Hochbau nicht mehr vollständig ab.</w:t>
-      </w:r>
-    </w:p>
-    <w:p>
-      <w:pPr>
-        <w:jc w:val="left"/>
-      </w:pPr>
-      <w:r>
-        <w:t>Formathinweis: Dieses Aktenstück wird in Times New Roman, 11 pt, mit ausschließlich dezimaler Gliederung ausgegeben.</w:t>
       </w:r>
     </w:p>
     <w:sectPr>
